--- a/downloads/teacher/05 Materials/Unit 01/Handouts/Handout 01.11 - Spot the Trick.docx
+++ b/downloads/teacher/05 Materials/Unit 01/Handouts/Handout 01.11 - Spot the Trick.docx
@@ -3427,21 +3427,27 @@
         </w:rPr>
         <w:t xml:space="preserve">Page 1.</w:t>
       </w:r>
-      <w:r>
-        <w:t xml:space="preserve"> </w:t>
-      </w:r>
-      <w:r>
-        <w:t xml:space="preserve">1. Serving size game: the company sets a small serving so the numbers look small; catch it with servings per container (a 20 oz bottle listed as 2.5 servings).</w:t>
-      </w:r>
-      <w:r>
-        <w:t xml:space="preserve"> </w:t>
-      </w:r>
-      <w:r>
-        <w:t xml:space="preserve">2.</w:t>
-      </w:r>
-      <w:r>
-        <w:t xml:space="preserve"> </w:t>
-      </w:r>
+    </w:p>
+    <w:p>
+      <w:pPr>
+        <w:numPr>
+          <w:ilvl w:val="0"/>
+          <w:numId w:val="1002"/>
+        </w:numPr>
+        <w:pStyle w:val="Compact"/>
+      </w:pPr>
+      <w:r>
+        <w:t xml:space="preserve">Serving size game: the company sets a small serving so the numbers look small; catch it with servings per container (a 20 oz bottle listed as 2.5 servings).</w:t>
+      </w:r>
+    </w:p>
+    <w:p>
+      <w:pPr>
+        <w:numPr>
+          <w:ilvl w:val="0"/>
+          <w:numId w:val="1002"/>
+        </w:numPr>
+        <w:pStyle w:val="Compact"/>
+      </w:pPr>
       <w:r>
         <w:t xml:space="preserve">“</w:t>
       </w:r>
@@ -3454,11 +3460,17 @@
       <w:r>
         <w:t xml:space="preserve">: the FDA has never formally defined the word for most foods, so it can mean almost anything; catch it with the ingredient list.</w:t>
       </w:r>
-      <w:r>
-        <w:t xml:space="preserve"> </w:t>
-      </w:r>
-      <w:r>
-        <w:t xml:space="preserve">3. True but beside the point:</w:t>
+    </w:p>
+    <w:p>
+      <w:pPr>
+        <w:numPr>
+          <w:ilvl w:val="0"/>
+          <w:numId w:val="1002"/>
+        </w:numPr>
+        <w:pStyle w:val="Compact"/>
+      </w:pPr>
+      <w:r>
+        <w:t xml:space="preserve">True but beside the point:</w:t>
       </w:r>
       <w:r>
         <w:t xml:space="preserve"> </w:t>
@@ -3532,21 +3544,27 @@
       <w:r>
         <w:t xml:space="preserve">as the first word of the first ingredient).</w:t>
       </w:r>
-      <w:r>
-        <w:t xml:space="preserve"> </w:t>
-      </w:r>
-      <w:r>
-        <w:t xml:space="preserve">4. Health halo: a color or a word, not a fact; catch it by ignoring the front and reading the back.</w:t>
-      </w:r>
-      <w:r>
-        <w:t xml:space="preserve"> </w:t>
-      </w:r>
-      <w:r>
-        <w:t xml:space="preserve">5.</w:t>
-      </w:r>
-      <w:r>
-        <w:t xml:space="preserve"> </w:t>
-      </w:r>
+    </w:p>
+    <w:p>
+      <w:pPr>
+        <w:numPr>
+          <w:ilvl w:val="0"/>
+          <w:numId w:val="1002"/>
+        </w:numPr>
+        <w:pStyle w:val="Compact"/>
+      </w:pPr>
+      <w:r>
+        <w:t xml:space="preserve">Health halo: a color or a word, not a fact; catch it by ignoring the front and reading the back.</w:t>
+      </w:r>
+    </w:p>
+    <w:p>
+      <w:pPr>
+        <w:numPr>
+          <w:ilvl w:val="0"/>
+          <w:numId w:val="1002"/>
+        </w:numPr>
+        <w:pStyle w:val="Compact"/>
+      </w:pPr>
       <w:r>
         <w:t xml:space="preserve">“</w:t>
       </w:r>
@@ -3607,7 +3625,7 @@
     </w:p>
     <w:p>
       <w:pPr>
-        <w:pStyle w:val="BodyText"/>
+        <w:pStyle w:val="FirstParagraph"/>
       </w:pPr>
       <w:r>
         <w:rPr>
@@ -4132,6 +4150,36 @@
     <w:abstractNumId w:val="990"/>
   </w:num>
   <w:num w:numId="1001">
+    <w:abstractNumId w:val="99411"/>
+    <w:lvlOverride w:ilvl="0">
+      <w:startOverride w:val="1"/>
+    </w:lvlOverride>
+    <w:lvlOverride w:ilvl="1">
+      <w:startOverride w:val="1"/>
+    </w:lvlOverride>
+    <w:lvlOverride w:ilvl="2">
+      <w:startOverride w:val="1"/>
+    </w:lvlOverride>
+    <w:lvlOverride w:ilvl="3">
+      <w:startOverride w:val="1"/>
+    </w:lvlOverride>
+    <w:lvlOverride w:ilvl="4">
+      <w:startOverride w:val="1"/>
+    </w:lvlOverride>
+    <w:lvlOverride w:ilvl="5">
+      <w:startOverride w:val="1"/>
+    </w:lvlOverride>
+    <w:lvlOverride w:ilvl="6">
+      <w:startOverride w:val="1"/>
+    </w:lvlOverride>
+    <w:lvlOverride w:ilvl="7">
+      <w:startOverride w:val="1"/>
+    </w:lvlOverride>
+    <w:lvlOverride w:ilvl="8">
+      <w:startOverride w:val="1"/>
+    </w:lvlOverride>
+  </w:num>
+  <w:num w:numId="1002">
     <w:abstractNumId w:val="99411"/>
     <w:lvlOverride w:ilvl="0">
       <w:startOverride w:val="1"/>

--- a/downloads/teacher/05 Materials/Unit 01/Handouts/Handout 01.11 - Spot the Trick.docx
+++ b/downloads/teacher/05 Materials/Unit 01/Handouts/Handout 01.11 - Spot the Trick.docx
@@ -835,7 +835,7 @@
         <w:t xml:space="preserve">“</w:t>
       </w:r>
       <w:r>
-        <w:t xml:space="preserve">Made with real juice. Excellent source of vitamin C. Only 10 calories per ounce.</w:t>
+        <w:t xml:space="preserve">Made with real juice. Excellent source of vitamin C. Only 15 calories per ounce.</w:t>
       </w:r>
       <w:r>
         <w:t xml:space="preserve">”</w:t>
@@ -3682,7 +3682,7 @@
         <w:t xml:space="preserve">“</w:t>
       </w:r>
       <w:r>
-        <w:t xml:space="preserve">only 10 calories per ounce</w:t>
+        <w:t xml:space="preserve">only 15 calories per ounce</w:t>
       </w:r>
       <w:r>
         <w:t xml:space="preserve">”</w:t>
